--- a/DrK/LyeTapleyShoeShop.docx
+++ b/DrK/LyeTapleyShoeShop.docx
@@ -5,10 +5,6 @@
     <w:p>
       <w:pPr>
         <w:pStyle w:val="ListParagraph"/>
-        <w:numPr>
-          <w:ilvl w:val="0"/>
-          <w:numId w:val="1"/>
-        </w:numPr>
         <w:rPr>
           <w:rFonts w:ascii="Times New Roman" w:hAnsi="Times New Roman" w:cs="Times New Roman"/>
           <w:sz w:val="24"/>
@@ -151,92 +147,108 @@
           <w:sz w:val="24"/>
           <w:szCs w:val="24"/>
         </w:rPr>
-        <w:t xml:space="preserve"> a living.  Instead, they could become itinerant shoemakers going from settlement to settlement helping to pass along news through the colony</w:t>
-      </w:r>
-      <w:r>
-        <w:rPr>
-          <w:rFonts w:ascii="Times New Roman" w:hAnsi="Times New Roman" w:cs="Times New Roman"/>
-          <w:sz w:val="24"/>
-          <w:szCs w:val="24"/>
-        </w:rPr>
-        <w:t xml:space="preserve"> and mend shoes and other items</w:t>
-      </w:r>
-      <w:r>
-        <w:rPr>
-          <w:rFonts w:ascii="Times New Roman" w:hAnsi="Times New Roman" w:cs="Times New Roman"/>
-          <w:sz w:val="24"/>
-          <w:szCs w:val="24"/>
-        </w:rPr>
-        <w:t xml:space="preserve">.  </w:t>
-      </w:r>
-      <w:r>
-        <w:rPr>
-          <w:rFonts w:ascii="Times New Roman" w:hAnsi="Times New Roman" w:cs="Times New Roman"/>
-          <w:sz w:val="24"/>
-          <w:szCs w:val="24"/>
-        </w:rPr>
-        <w:t>T</w:t>
-      </w:r>
-      <w:r>
-        <w:rPr>
-          <w:rFonts w:ascii="Times New Roman" w:hAnsi="Times New Roman" w:cs="Times New Roman"/>
-          <w:sz w:val="24"/>
-          <w:szCs w:val="24"/>
-        </w:rPr>
-        <w:t xml:space="preserve">hey had the </w:t>
-      </w:r>
-      <w:r>
-        <w:rPr>
-          <w:rFonts w:ascii="Times New Roman" w:hAnsi="Times New Roman" w:cs="Times New Roman"/>
-          <w:sz w:val="24"/>
-          <w:szCs w:val="24"/>
-        </w:rPr>
-        <w:t>tools</w:t>
-      </w:r>
-      <w:r>
-        <w:rPr>
-          <w:rFonts w:ascii="Times New Roman" w:hAnsi="Times New Roman" w:cs="Times New Roman"/>
-          <w:sz w:val="24"/>
-          <w:szCs w:val="24"/>
-        </w:rPr>
-        <w:t xml:space="preserve"> to sharpen knives and axes, fix furniture, cut hair, and even if occasion was warranted, pull teeth using their pincers.  The Lye-</w:t>
-      </w:r>
-      <w:proofErr w:type="spellStart"/>
-      <w:r>
-        <w:rPr>
-          <w:rFonts w:ascii="Times New Roman" w:hAnsi="Times New Roman" w:cs="Times New Roman"/>
-          <w:sz w:val="24"/>
-          <w:szCs w:val="24"/>
-        </w:rPr>
-        <w:t>Tapley</w:t>
-      </w:r>
-      <w:proofErr w:type="spellEnd"/>
-      <w:r>
-        <w:rPr>
-          <w:rFonts w:ascii="Times New Roman" w:hAnsi="Times New Roman" w:cs="Times New Roman"/>
-          <w:sz w:val="24"/>
-          <w:szCs w:val="24"/>
-        </w:rPr>
-        <w:t xml:space="preserve"> Shoe Shop is a typical shoe shop of New England consisting of a wooden building and called a “ten footer.”  It contains tools of the trade for a shoemaker such as various knives, </w:t>
-      </w:r>
-      <w:r>
-        <w:rPr>
-          <w:rFonts w:ascii="Times New Roman" w:hAnsi="Times New Roman" w:cs="Times New Roman"/>
-          <w:sz w:val="24"/>
-          <w:szCs w:val="24"/>
-        </w:rPr>
-        <w:t xml:space="preserve">scrapers, awl, bristles, beeswax, sponge, bottle for blacking, grease, gum and acid, </w:t>
-      </w:r>
-      <w:r>
-        <w:rPr>
-          <w:rFonts w:ascii="Times New Roman" w:hAnsi="Times New Roman" w:cs="Times New Roman"/>
-          <w:sz w:val="24"/>
-          <w:szCs w:val="24"/>
-        </w:rPr>
-        <w:t xml:space="preserve">tacks, chalk, </w:t>
+        <w:t xml:space="preserve"> a living</w:t>
+      </w:r>
+      <w:r>
+        <w:rPr>
+          <w:rFonts w:ascii="Times New Roman" w:hAnsi="Times New Roman" w:cs="Times New Roman"/>
+          <w:sz w:val="24"/>
+          <w:szCs w:val="24"/>
+        </w:rPr>
+        <w:t xml:space="preserve"> in shoe repair</w:t>
       </w:r>
       <w:bookmarkStart w:id="0" w:name="_GoBack"/>
       <w:bookmarkEnd w:id="0"/>
+      <w:r>
+        <w:rPr>
+          <w:rFonts w:ascii="Times New Roman" w:hAnsi="Times New Roman" w:cs="Times New Roman"/>
+          <w:sz w:val="24"/>
+          <w:szCs w:val="24"/>
+        </w:rPr>
+        <w:t>.  Instead, they could become itinerant shoemakers going from settlement to settlement helping to pass along news through the colony</w:t>
+      </w:r>
+      <w:r>
+        <w:rPr>
+          <w:rFonts w:ascii="Times New Roman" w:hAnsi="Times New Roman" w:cs="Times New Roman"/>
+          <w:sz w:val="24"/>
+          <w:szCs w:val="24"/>
+        </w:rPr>
+        <w:t xml:space="preserve"> and mend shoes and other items</w:t>
+      </w:r>
+      <w:r>
+        <w:rPr>
+          <w:rFonts w:ascii="Times New Roman" w:hAnsi="Times New Roman" w:cs="Times New Roman"/>
+          <w:sz w:val="24"/>
+          <w:szCs w:val="24"/>
+        </w:rPr>
+        <w:t xml:space="preserve">.  </w:t>
+      </w:r>
+      <w:r>
+        <w:rPr>
+          <w:rFonts w:ascii="Times New Roman" w:hAnsi="Times New Roman" w:cs="Times New Roman"/>
+          <w:sz w:val="24"/>
+          <w:szCs w:val="24"/>
+        </w:rPr>
+        <w:t>T</w:t>
+      </w:r>
+      <w:r>
+        <w:rPr>
+          <w:rFonts w:ascii="Times New Roman" w:hAnsi="Times New Roman" w:cs="Times New Roman"/>
+          <w:sz w:val="24"/>
+          <w:szCs w:val="24"/>
+        </w:rPr>
+        <w:t xml:space="preserve">hey had the </w:t>
+      </w:r>
+      <w:r>
+        <w:rPr>
+          <w:rFonts w:ascii="Times New Roman" w:hAnsi="Times New Roman" w:cs="Times New Roman"/>
+          <w:sz w:val="24"/>
+          <w:szCs w:val="24"/>
+        </w:rPr>
+        <w:t>tools</w:t>
+      </w:r>
+      <w:r>
+        <w:rPr>
+          <w:rFonts w:ascii="Times New Roman" w:hAnsi="Times New Roman" w:cs="Times New Roman"/>
+          <w:sz w:val="24"/>
+          <w:szCs w:val="24"/>
+        </w:rPr>
+        <w:t xml:space="preserve"> to sharpen knives and axes, fix furniture, cut hair, and even if occasion was warranted, pull teeth using their pincers.  The Lye-</w:t>
+      </w:r>
+      <w:proofErr w:type="spellStart"/>
+      <w:r>
+        <w:rPr>
+          <w:rFonts w:ascii="Times New Roman" w:hAnsi="Times New Roman" w:cs="Times New Roman"/>
+          <w:sz w:val="24"/>
+          <w:szCs w:val="24"/>
+        </w:rPr>
+        <w:t>Tapley</w:t>
+      </w:r>
+      <w:proofErr w:type="spellEnd"/>
+      <w:r>
+        <w:rPr>
+          <w:rFonts w:ascii="Times New Roman" w:hAnsi="Times New Roman" w:cs="Times New Roman"/>
+          <w:sz w:val="24"/>
+          <w:szCs w:val="24"/>
+        </w:rPr>
+        <w:t xml:space="preserve"> Shoe Shop is a typical shoe shop of New England consisting of a wooden building and called a “ten footer.”  It contains tools of the trade for a shoemaker such as various knives, </w:t>
+      </w:r>
+      <w:r>
+        <w:rPr>
+          <w:rFonts w:ascii="Times New Roman" w:hAnsi="Times New Roman" w:cs="Times New Roman"/>
+          <w:sz w:val="24"/>
+          <w:szCs w:val="24"/>
+        </w:rPr>
+        <w:t xml:space="preserve">scrapers, awl, bristles, beeswax, sponge, bottle for blacking, grease, gum and acid, </w:t>
+      </w:r>
+      <w:r>
+        <w:rPr>
+          <w:rFonts w:ascii="Times New Roman" w:hAnsi="Times New Roman" w:cs="Times New Roman"/>
+          <w:sz w:val="24"/>
+          <w:szCs w:val="24"/>
+        </w:rPr>
+        <w:t xml:space="preserve">tacks, chalk, </w:t>
+      </w:r>
       <w:r>
         <w:rPr>
           <w:rFonts w:ascii="Times New Roman" w:hAnsi="Times New Roman" w:cs="Times New Roman"/>
